--- a/public/docx/机制动态/20250109-“重大灾害无人机应急合作机制”业务交流和技术研讨会在哈尔滨召开.docx
+++ b/public/docx/机制动态/20250109-“重大灾害无人机应急合作机制”业务交流和技术研讨会在哈尔滨召开.docx
@@ -1,12 +1,12 @@
 
 <file path=word/document.xml><?xml version="1.0" encoding="utf-8"?>
-<w:document xmlns:wpc="http://schemas.microsoft.com/office/word/2010/wordprocessingCanvas" xmlns:mc="http://schemas.openxmlformats.org/markup-compatibility/2006" xmlns:o="urn:schemas-microsoft-com:office:office" xmlns:r="http://schemas.openxmlformats.org/officeDocument/2006/relationships" xmlns:m="http://schemas.openxmlformats.org/officeDocument/2006/math" xmlns:v="urn:schemas-microsoft-com:vml" xmlns:wp14="http://schemas.microsoft.com/office/word/2010/wordprocessingDrawing" xmlns:wp="http://schemas.openxmlformats.org/drawingml/2006/wordprocessingDrawing" xmlns:w="http://schemas.openxmlformats.org/wordprocessingml/2006/main" xmlns:w14="http://schemas.microsoft.com/office/word/2010/wordml" xmlns:w10="urn:schemas-microsoft-com:office:word" xmlns:w15="http://schemas.microsoft.com/office/word/2012/wordml" xmlns:wpg="http://schemas.microsoft.com/office/word/2010/wordprocessingGroup" xmlns:wpi="http://schemas.microsoft.com/office/word/2010/wordprocessingInk" xmlns:wne="http://schemas.microsoft.com/office/word/2006/wordml" xmlns:wps="http://schemas.microsoft.com/office/word/2010/wordprocessingShape" xmlns:wpsCustomData="http://www.wps.cn/officeDocument/2013/wpsCustomData" mc:Ignorable="w14 w15 wp14">
+<w:document xmlns:wpc="http://schemas.microsoft.com/office/word/2010/wordprocessingCanvas" xmlns:cx="http://schemas.microsoft.com/office/drawing/2014/chartex" xmlns:cx1="http://schemas.microsoft.com/office/drawing/2015/9/8/chartex" xmlns:cx2="http://schemas.microsoft.com/office/drawing/2015/10/21/chartex" xmlns:cx3="http://schemas.microsoft.com/office/drawing/2016/5/9/chartex" xmlns:cx4="http://schemas.microsoft.com/office/drawing/2016/5/10/chartex" xmlns:cx5="http://schemas.microsoft.com/office/drawing/2016/5/11/chartex" xmlns:cx6="http://schemas.microsoft.com/office/drawing/2016/5/12/chartex" xmlns:cx7="http://schemas.microsoft.com/office/drawing/2016/5/13/chartex" xmlns:cx8="http://schemas.microsoft.com/office/drawing/2016/5/14/chartex" xmlns:mc="http://schemas.openxmlformats.org/markup-compatibility/2006" xmlns:aink="http://schemas.microsoft.com/office/drawing/2016/ink" xmlns:am3d="http://schemas.microsoft.com/office/drawing/2017/model3d" xmlns:o="urn:schemas-microsoft-com:office:office" xmlns:oel="http://schemas.microsoft.com/office/2019/extlst" xmlns:r="http://schemas.openxmlformats.org/officeDocument/2006/relationships" xmlns:m="http://schemas.openxmlformats.org/officeDocument/2006/math" xmlns:v="urn:schemas-microsoft-com:vml" xmlns:wp14="http://schemas.microsoft.com/office/word/2010/wordprocessingDrawing" xmlns:wp="http://schemas.openxmlformats.org/drawingml/2006/wordprocessingDrawing" xmlns:w10="urn:schemas-microsoft-com:office:word" xmlns:w="http://schemas.openxmlformats.org/wordprocessingml/2006/main" xmlns:w14="http://schemas.microsoft.com/office/word/2010/wordml" xmlns:w15="http://schemas.microsoft.com/office/word/2012/wordml" xmlns:w16cex="http://schemas.microsoft.com/office/word/2018/wordml/cex" xmlns:w16cid="http://schemas.microsoft.com/office/word/2016/wordml/cid" xmlns:w16="http://schemas.microsoft.com/office/word/2018/wordml" xmlns:w16du="http://schemas.microsoft.com/office/word/2023/wordml/word16du" xmlns:w16sdtdh="http://schemas.microsoft.com/office/word/2020/wordml/sdtdatahash" xmlns:w16sdtfl="http://schemas.microsoft.com/office/word/2024/wordml/sdtformatlock" xmlns:w16se="http://schemas.microsoft.com/office/word/2015/wordml/symex" xmlns:wpg="http://schemas.microsoft.com/office/word/2010/wordprocessingGroup" xmlns:wpi="http://schemas.microsoft.com/office/word/2010/wordprocessingInk" xmlns:wne="http://schemas.microsoft.com/office/word/2006/wordml" xmlns:wps="http://schemas.microsoft.com/office/word/2010/wordprocessingShape" mc:Ignorable="w14 w15 w16se w16cid w16 w16cex w16sdtdh w16sdtfl w16du wp14">
   <w:body>
     <w:p>
       <w:pPr>
         <w:jc w:val="center"/>
         <w:rPr>
-          <w:rFonts w:hint="eastAsia" w:ascii="方正小标宋_GBK" w:hAnsi="华文中宋" w:eastAsia="方正小标宋_GBK"/>
+          <w:rFonts w:ascii="方正小标宋_GBK" w:eastAsia="方正小标宋_GBK" w:hAnsi="华文中宋" w:hint="eastAsia"/>
           <w:b/>
           <w:bCs/>
           <w:sz w:val="32"/>
@@ -18,20 +18,20 @@
       <w:pPr>
         <w:jc w:val="center"/>
         <w:rPr>
-          <w:rFonts w:hint="eastAsia" w:ascii="方正小标宋_GBK" w:hAnsi="华文中宋" w:eastAsia="方正小标宋_GBK"/>
+          <w:rFonts w:ascii="方正小标宋_GBK" w:eastAsia="方正小标宋_GBK" w:hAnsi="华文中宋" w:hint="eastAsia"/>
           <w:b/>
           <w:bCs/>
-          <w:sz w:val="32"/>
-          <w:szCs w:val="36"/>
+          <w:sz w:val="44"/>
+          <w:szCs w:val="44"/>
         </w:rPr>
       </w:pPr>
       <w:r>
         <w:rPr>
-          <w:rFonts w:hint="eastAsia" w:ascii="方正小标宋_GBK" w:hAnsi="华文中宋" w:eastAsia="方正小标宋_GBK"/>
+          <w:rFonts w:ascii="方正小标宋_GBK" w:eastAsia="方正小标宋_GBK" w:hAnsi="华文中宋" w:hint="eastAsia"/>
           <w:b/>
           <w:bCs/>
-          <w:sz w:val="32"/>
-          <w:szCs w:val="36"/>
+          <w:sz w:val="44"/>
+          <w:szCs w:val="44"/>
         </w:rPr>
         <w:t>“重大灾害无人机应急合作机制”业务交流和技术研讨会</w:t>
       </w:r>
@@ -40,56 +40,92 @@
       <w:pPr>
         <w:jc w:val="center"/>
         <w:rPr>
-          <w:rFonts w:hint="eastAsia" w:ascii="方正小标宋_GBK" w:hAnsi="华文中宋" w:eastAsia="方正小标宋_GBK"/>
+          <w:rFonts w:ascii="方正小标宋_GBK" w:eastAsia="方正小标宋_GBK" w:hAnsi="华文中宋" w:hint="eastAsia"/>
           <w:b/>
           <w:bCs/>
-          <w:sz w:val="32"/>
-          <w:szCs w:val="36"/>
+          <w:sz w:val="44"/>
+          <w:szCs w:val="44"/>
         </w:rPr>
       </w:pPr>
       <w:r>
         <w:rPr>
-          <w:rFonts w:hint="eastAsia" w:ascii="方正小标宋_GBK" w:hAnsi="华文中宋" w:eastAsia="方正小标宋_GBK"/>
+          <w:rFonts w:ascii="方正小标宋_GBK" w:eastAsia="方正小标宋_GBK" w:hAnsi="华文中宋" w:hint="eastAsia"/>
           <w:b/>
           <w:bCs/>
-          <w:sz w:val="32"/>
-          <w:szCs w:val="36"/>
+          <w:sz w:val="44"/>
+          <w:szCs w:val="44"/>
         </w:rPr>
         <w:t>在哈尔滨召开</w:t>
       </w:r>
     </w:p>
     <w:p>
       <w:pPr>
-        <w:spacing w:after="156" w:afterLines="50"/>
-        <w:ind w:firstLine="560" w:firstLineChars="200"/>
-        <w:rPr>
-          <w:rFonts w:hint="eastAsia" w:ascii="方正仿宋_GBK" w:eastAsia="方正仿宋_GBK"/>
+        <w:spacing w:afterLines="50" w:after="156"/>
+        <w:ind w:firstLineChars="200" w:firstLine="560"/>
+        <w:rPr>
+          <w:rFonts w:ascii="方正仿宋_GBK" w:eastAsia="方正仿宋_GBK" w:hint="eastAsia"/>
           <w:sz w:val="28"/>
           <w:szCs w:val="32"/>
         </w:rPr>
       </w:pPr>
       <w:r>
         <w:rPr>
-          <w:rFonts w:hint="eastAsia" w:ascii="方正仿宋_GBK" w:eastAsia="方正仿宋_GBK"/>
-          <w:sz w:val="28"/>
-          <w:szCs w:val="32"/>
-        </w:rPr>
-        <w:t>1月9日，“重大灾害无人机应急合作机制”业务交流和技术研讨会在黑龙江省哈尔滨市召开。黑龙江省应急管理厅副厅长闫永军、黑龙江地质矿产局总工程师孙德忠、应急管理部风险监测和火灾综合防治司副司长王成磊、应急管理部地震和地质灾害救援司地质灾害防治指导处二级调研员刘秋强、国家消防救援局高级工程师滕波、应急管理部防汛抗旱司三级调研员汤中倩、应急管理部国家减灾中心副主任张学权参加会议并致辞。</w:t>
+          <w:rFonts w:ascii="方正仿宋_GBK" w:eastAsia="方正仿宋_GBK" w:hint="eastAsia"/>
+          <w:sz w:val="28"/>
+          <w:szCs w:val="32"/>
+        </w:rPr>
+        <w:t>1月9日，“重大灾害无人机应急合作机制”业务交流和技术研讨会在黑龙江省哈尔滨市召开。黑龙江省应急管理厅副厅长闫永军、黑龙江地质矿产局总工程师孙德忠、应急管理部风险监测和火灾综合防治司副司长王成磊、应急管理部地震和地质灾害救援司地质灾害防治指导处二级调研员刘秋强、国家消防</w:t>
+      </w:r>
+      <w:proofErr w:type="gramStart"/>
+      <w:r>
+        <w:rPr>
+          <w:rFonts w:ascii="方正仿宋_GBK" w:eastAsia="方正仿宋_GBK" w:hint="eastAsia"/>
+          <w:sz w:val="28"/>
+          <w:szCs w:val="32"/>
+        </w:rPr>
+        <w:t>救援局</w:t>
+      </w:r>
+      <w:proofErr w:type="gramEnd"/>
+      <w:r>
+        <w:rPr>
+          <w:rFonts w:ascii="方正仿宋_GBK" w:eastAsia="方正仿宋_GBK" w:hint="eastAsia"/>
+          <w:sz w:val="28"/>
+          <w:szCs w:val="32"/>
+        </w:rPr>
+        <w:t>高级工程师滕波、应急管理部防汛抗旱司三级调研员汤中倩、应急管理</w:t>
+      </w:r>
+      <w:proofErr w:type="gramStart"/>
+      <w:r>
+        <w:rPr>
+          <w:rFonts w:ascii="方正仿宋_GBK" w:eastAsia="方正仿宋_GBK" w:hint="eastAsia"/>
+          <w:sz w:val="28"/>
+          <w:szCs w:val="32"/>
+        </w:rPr>
+        <w:t>部国家</w:t>
+      </w:r>
+      <w:proofErr w:type="gramEnd"/>
+      <w:r>
+        <w:rPr>
+          <w:rFonts w:ascii="方正仿宋_GBK" w:eastAsia="方正仿宋_GBK" w:hint="eastAsia"/>
+          <w:sz w:val="28"/>
+          <w:szCs w:val="32"/>
+        </w:rPr>
+        <w:t>减灾中心副主任张学权参加会议并致辞。</w:t>
       </w:r>
     </w:p>
     <w:p>
       <w:pPr>
-        <w:spacing w:after="156" w:afterLines="50"/>
-        <w:ind w:firstLine="560" w:firstLineChars="200"/>
-        <w:rPr>
-          <w:rFonts w:hint="eastAsia" w:ascii="方正仿宋_GBK" w:eastAsia="方正仿宋_GBK"/>
+        <w:spacing w:afterLines="50" w:after="156"/>
+        <w:ind w:firstLineChars="200" w:firstLine="560"/>
+        <w:rPr>
+          <w:rFonts w:ascii="方正仿宋_GBK" w:eastAsia="方正仿宋_GBK" w:hint="eastAsia"/>
           <w:sz w:val="28"/>
           <w:szCs w:val="32"/>
         </w:rPr>
       </w:pPr>
       <w:r>
         <w:rPr>
-          <w:rFonts w:hint="eastAsia" w:ascii="方正仿宋_GBK" w:eastAsia="方正仿宋_GBK"/>
+          <w:rFonts w:ascii="方正仿宋_GBK" w:eastAsia="方正仿宋_GBK" w:hint="eastAsia"/>
           <w:sz w:val="28"/>
           <w:szCs w:val="32"/>
         </w:rPr>
@@ -98,48 +134,111 @@
     </w:p>
     <w:p>
       <w:pPr>
-        <w:spacing w:after="156" w:afterLines="50"/>
-        <w:ind w:firstLine="560" w:firstLineChars="200"/>
-        <w:rPr>
-          <w:rFonts w:hint="eastAsia" w:ascii="方正仿宋_GBK" w:eastAsia="方正仿宋_GBK"/>
+        <w:spacing w:afterLines="50" w:after="156"/>
+        <w:ind w:firstLineChars="200" w:firstLine="560"/>
+        <w:rPr>
+          <w:rFonts w:ascii="方正仿宋_GBK" w:eastAsia="方正仿宋_GBK" w:hint="eastAsia"/>
           <w:sz w:val="28"/>
           <w:szCs w:val="32"/>
         </w:rPr>
       </w:pPr>
       <w:r>
         <w:rPr>
-          <w:rFonts w:hint="eastAsia" w:ascii="方正仿宋_GBK" w:eastAsia="方正仿宋_GBK"/>
-          <w:sz w:val="28"/>
-          <w:szCs w:val="32"/>
-        </w:rPr>
-        <w:t>会上，成都理工大学、应急管理部北方航空护林总站的专家围绕地质灾害航空遥感调查关键技术和无人系统在森林火灾监测预警的实战应用做主旨报告，国家减灾中心航空遥感应用部主任王薇介绍了“重大灾害无人机应急合作机制”相关情况，14家省级单位和6个机制合作单位代表围绕航空应急监测工作业务需求与无人机应急经验作了业务交流和经验分享、提出工作建议。</w:t>
+          <w:rFonts w:ascii="方正仿宋_GBK" w:eastAsia="方正仿宋_GBK" w:hint="eastAsia"/>
+          <w:sz w:val="28"/>
+          <w:szCs w:val="32"/>
+        </w:rPr>
+        <w:t>会上，成都理工大学、应急管理部北方航空护林总站的专家围绕地质灾害航空遥感调查关键技术和无人系统在森林火灾监测预警的实战应用做主旨报告，国家减灾中心航空遥感</w:t>
+      </w:r>
+      <w:proofErr w:type="gramStart"/>
+      <w:r>
+        <w:rPr>
+          <w:rFonts w:ascii="方正仿宋_GBK" w:eastAsia="方正仿宋_GBK" w:hint="eastAsia"/>
+          <w:sz w:val="28"/>
+          <w:szCs w:val="32"/>
+        </w:rPr>
+        <w:t>应用部</w:t>
+      </w:r>
+      <w:proofErr w:type="gramEnd"/>
+      <w:r>
+        <w:rPr>
+          <w:rFonts w:ascii="方正仿宋_GBK" w:eastAsia="方正仿宋_GBK" w:hint="eastAsia"/>
+          <w:sz w:val="28"/>
+          <w:szCs w:val="32"/>
+        </w:rPr>
+        <w:t>主任王薇介绍了</w:t>
+      </w:r>
+      <w:r>
+        <w:rPr>
+          <w:rFonts w:ascii="方正仿宋_GBK" w:eastAsia="方正仿宋_GBK" w:hint="eastAsia"/>
+          <w:sz w:val="28"/>
+          <w:szCs w:val="32"/>
+        </w:rPr>
+        <w:lastRenderedPageBreak/>
+        <w:t>“重大灾害无人机应急合作机制”相关情况，14家省级单位和6个机制合作单位代表围绕航空应急监测工作业务需求与无人机应急经验作了业务交流和经验分享、提出工作建议。</w:t>
       </w:r>
     </w:p>
     <w:p>
       <w:pPr>
-        <w:spacing w:after="156" w:afterLines="50"/>
-        <w:ind w:firstLine="560" w:firstLineChars="200"/>
-        <w:rPr>
-          <w:rFonts w:hint="eastAsia" w:ascii="方正仿宋_GBK" w:eastAsia="方正仿宋_GBK"/>
+        <w:spacing w:afterLines="50" w:after="156"/>
+        <w:ind w:firstLineChars="200" w:firstLine="560"/>
+        <w:rPr>
+          <w:rFonts w:ascii="方正仿宋_GBK" w:eastAsia="方正仿宋_GBK" w:hint="eastAsia"/>
           <w:sz w:val="28"/>
           <w:szCs w:val="32"/>
         </w:rPr>
       </w:pPr>
       <w:r>
         <w:rPr>
-          <w:rFonts w:hint="eastAsia" w:ascii="方正仿宋_GBK" w:eastAsia="方正仿宋_GBK"/>
-          <w:sz w:val="28"/>
-          <w:szCs w:val="32"/>
-        </w:rPr>
-        <w:t>会议由应急管理部国家减灾中心主办，黑龙江省减灾中心、黑龙江省地质矿产局、黑龙江省精臻科技发展有限公司协办，来自16个省（自治区、直辖市）应急管理相关部门负责人和38家机制合作单位140余人参加会议。</w:t>
+          <w:rFonts w:ascii="方正仿宋_GBK" w:eastAsia="方正仿宋_GBK" w:hint="eastAsia"/>
+          <w:sz w:val="28"/>
+          <w:szCs w:val="32"/>
+        </w:rPr>
+        <w:t>会议由应急管理</w:t>
+      </w:r>
+      <w:proofErr w:type="gramStart"/>
+      <w:r>
+        <w:rPr>
+          <w:rFonts w:ascii="方正仿宋_GBK" w:eastAsia="方正仿宋_GBK" w:hint="eastAsia"/>
+          <w:sz w:val="28"/>
+          <w:szCs w:val="32"/>
+        </w:rPr>
+        <w:t>部国家</w:t>
+      </w:r>
+      <w:proofErr w:type="gramEnd"/>
+      <w:r>
+        <w:rPr>
+          <w:rFonts w:ascii="方正仿宋_GBK" w:eastAsia="方正仿宋_GBK" w:hint="eastAsia"/>
+          <w:sz w:val="28"/>
+          <w:szCs w:val="32"/>
+        </w:rPr>
+        <w:t>减灾中心主办，黑龙江省减灾中心、黑龙江省地质矿产局、黑龙江省精</w:t>
+      </w:r>
+      <w:proofErr w:type="gramStart"/>
+      <w:r>
+        <w:rPr>
+          <w:rFonts w:ascii="方正仿宋_GBK" w:eastAsia="方正仿宋_GBK" w:hint="eastAsia"/>
+          <w:sz w:val="28"/>
+          <w:szCs w:val="32"/>
+        </w:rPr>
+        <w:t>臻</w:t>
+      </w:r>
+      <w:proofErr w:type="gramEnd"/>
+      <w:r>
+        <w:rPr>
+          <w:rFonts w:ascii="方正仿宋_GBK" w:eastAsia="方正仿宋_GBK" w:hint="eastAsia"/>
+          <w:sz w:val="28"/>
+          <w:szCs w:val="32"/>
+        </w:rPr>
+        <w:t>科技发展有限公司协办，来自16个省（自治区、直辖市）应急管理相关部门负责人和38家机制合作单位140余人参加会议。</w:t>
       </w:r>
     </w:p>
     <w:p>
       <w:pPr>
-        <w:spacing w:after="156" w:afterLines="50"/>
+        <w:spacing w:afterLines="50" w:after="156"/>
         <w:jc w:val="center"/>
         <w:rPr>
-          <w:rFonts w:hint="eastAsia" w:ascii="仿宋_GB2312" w:eastAsia="仿宋_GB2312"/>
+          <w:rFonts w:ascii="仿宋_GB2312" w:eastAsia="仿宋_GB2312" w:hint="eastAsia"/>
           <w:sz w:val="28"/>
           <w:szCs w:val="32"/>
         </w:rPr>
@@ -147,11 +246,12 @@
       <w:r>
         <w:rPr>
           <w:rFonts w:ascii="仿宋_GB2312" w:eastAsia="仿宋_GB2312"/>
+          <w:noProof/>
           <w:sz w:val="28"/>
           <w:szCs w:val="32"/>
         </w:rPr>
         <w:drawing>
-          <wp:inline distT="0" distB="0" distL="0" distR="0">
+          <wp:inline distT="0" distB="0" distL="0" distR="0" wp14:anchorId="0BF7C027" wp14:editId="3A934247">
             <wp:extent cx="5274310" cy="1936750"/>
             <wp:effectExtent l="0" t="0" r="2540" b="6350"/>
             <wp:docPr id="352628575" name="图片 1"/>
@@ -168,7 +268,7 @@
                     </pic:cNvPicPr>
                   </pic:nvPicPr>
                   <pic:blipFill>
-                    <a:blip r:embed="rId4" cstate="print">
+                    <a:blip r:embed="rId5" cstate="print">
                       <a:extLst>
                         <a:ext uri="{28A0092B-C50C-407E-A947-70E740481C1C}">
                           <a14:useLocalDpi xmlns:a14="http://schemas.microsoft.com/office/drawing/2010/main" val="0"/>
@@ -199,307 +299,432 @@
           </wp:inline>
         </w:drawing>
       </w:r>
-      <w:bookmarkStart w:id="0" w:name="_GoBack"/>
-      <w:bookmarkEnd w:id="0"/>
     </w:p>
     <w:sectPr>
       <w:pgSz w:w="11906" w:h="16838"/>
       <w:pgMar w:top="1440" w:right="1800" w:bottom="1440" w:left="1800" w:header="851" w:footer="992" w:gutter="0"/>
-      <w:cols w:space="425" w:num="1"/>
-      <w:docGrid w:type="lines" w:linePitch="312" w:charSpace="0"/>
+      <w:cols w:space="425"/>
+      <w:docGrid w:type="lines" w:linePitch="312"/>
     </w:sectPr>
   </w:body>
 </w:document>
 </file>
 
 <file path=word/styles.xml><?xml version="1.0" encoding="utf-8"?>
-<w:styles xmlns:mc="http://schemas.openxmlformats.org/markup-compatibility/2006" xmlns:o="urn:schemas-microsoft-com:office:office" xmlns:r="http://schemas.openxmlformats.org/officeDocument/2006/relationships" xmlns:m="http://schemas.openxmlformats.org/officeDocument/2006/math" xmlns:v="urn:schemas-microsoft-com:vml" xmlns:w="http://schemas.openxmlformats.org/wordprocessingml/2006/main" xmlns:w14="http://schemas.microsoft.com/office/word/2010/wordml" xmlns:w10="urn:schemas-microsoft-com:office:word" xmlns:sl="http://schemas.openxmlformats.org/schemaLibrary/2006/main" xmlns:wpsCustomData="http://www.wps.cn/officeDocument/2013/wpsCustomData" mc:Ignorable="w14">
+<w:styles xmlns:mc="http://schemas.openxmlformats.org/markup-compatibility/2006" xmlns:r="http://schemas.openxmlformats.org/officeDocument/2006/relationships" xmlns:w="http://schemas.openxmlformats.org/wordprocessingml/2006/main" xmlns:w14="http://schemas.microsoft.com/office/word/2010/wordml" xmlns:w15="http://schemas.microsoft.com/office/word/2012/wordml" xmlns:w16cex="http://schemas.microsoft.com/office/word/2018/wordml/cex" xmlns:w16cid="http://schemas.microsoft.com/office/word/2016/wordml/cid" xmlns:w16="http://schemas.microsoft.com/office/word/2018/wordml" xmlns:w16du="http://schemas.microsoft.com/office/word/2023/wordml/word16du" xmlns:w16sdtdh="http://schemas.microsoft.com/office/word/2020/wordml/sdtdatahash" xmlns:w16sdtfl="http://schemas.microsoft.com/office/word/2024/wordml/sdtformatlock" xmlns:w16se="http://schemas.microsoft.com/office/word/2015/wordml/symex" mc:Ignorable="w14 w15 w16se w16cid w16 w16cex w16sdtdh w16sdtfl w16du">
   <w:docDefaults>
     <w:rPrDefault>
       <w:rPr>
-        <w:rFonts w:asciiTheme="minorHAnsi" w:hAnsiTheme="minorHAnsi" w:eastAsiaTheme="minorEastAsia" w:cstheme="minorBidi"/>
+        <w:rFonts w:asciiTheme="minorHAnsi" w:eastAsiaTheme="minorEastAsia" w:hAnsiTheme="minorHAnsi" w:cstheme="minorBidi"/>
+        <w:lang w:val="en-US" w:eastAsia="zh-CN" w:bidi="ar-SA"/>
       </w:rPr>
     </w:rPrDefault>
     <w:pPrDefault/>
   </w:docDefaults>
-  <w:latentStyles w:count="260" w:defQFormat="0" w:defUnhideWhenUsed="1" w:defSemiHidden="1" w:defUIPriority="99" w:defLockedState="0">
-    <w:lsdException w:qFormat="1" w:unhideWhenUsed="0" w:uiPriority="0" w:semiHidden="0" w:name="Normal"/>
-    <w:lsdException w:qFormat="1" w:unhideWhenUsed="0" w:uiPriority="9" w:semiHidden="0" w:name="heading 1"/>
-    <w:lsdException w:qFormat="1" w:uiPriority="9" w:name="heading 2"/>
-    <w:lsdException w:qFormat="1" w:uiPriority="9" w:name="heading 3"/>
-    <w:lsdException w:qFormat="1" w:uiPriority="9" w:name="heading 4"/>
-    <w:lsdException w:qFormat="1" w:uiPriority="9" w:name="heading 5"/>
-    <w:lsdException w:qFormat="1" w:uiPriority="9" w:name="heading 6"/>
-    <w:lsdException w:qFormat="1" w:uiPriority="9" w:name="heading 7"/>
-    <w:lsdException w:qFormat="1" w:uiPriority="9" w:name="heading 8"/>
-    <w:lsdException w:qFormat="1" w:uiPriority="9" w:name="heading 9"/>
-    <w:lsdException w:uiPriority="99" w:name="index 1"/>
-    <w:lsdException w:uiPriority="99" w:name="index 2"/>
-    <w:lsdException w:uiPriority="99" w:name="index 3"/>
-    <w:lsdException w:uiPriority="99" w:name="index 4"/>
-    <w:lsdException w:uiPriority="99" w:name="index 5"/>
-    <w:lsdException w:uiPriority="99" w:name="index 6"/>
-    <w:lsdException w:uiPriority="99" w:name="index 7"/>
-    <w:lsdException w:uiPriority="99" w:name="index 8"/>
-    <w:lsdException w:uiPriority="99" w:name="index 9"/>
-    <w:lsdException w:uiPriority="39" w:name="toc 1"/>
-    <w:lsdException w:uiPriority="39" w:name="toc 2"/>
-    <w:lsdException w:uiPriority="39" w:name="toc 3"/>
-    <w:lsdException w:uiPriority="39" w:name="toc 4"/>
-    <w:lsdException w:uiPriority="39" w:name="toc 5"/>
-    <w:lsdException w:uiPriority="39" w:name="toc 6"/>
-    <w:lsdException w:uiPriority="39" w:name="toc 7"/>
-    <w:lsdException w:uiPriority="39" w:name="toc 8"/>
-    <w:lsdException w:uiPriority="39" w:name="toc 9"/>
-    <w:lsdException w:uiPriority="99" w:name="Normal Indent"/>
-    <w:lsdException w:uiPriority="99" w:name="footnote text"/>
-    <w:lsdException w:uiPriority="99" w:name="annotation text"/>
-    <w:lsdException w:uiPriority="99" w:semiHidden="0" w:name="header"/>
-    <w:lsdException w:uiPriority="99" w:semiHidden="0" w:name="footer"/>
-    <w:lsdException w:uiPriority="99" w:name="index heading"/>
-    <w:lsdException w:qFormat="1" w:uiPriority="35" w:name="caption"/>
-    <w:lsdException w:uiPriority="99" w:name="table of figures"/>
-    <w:lsdException w:uiPriority="99" w:name="envelope address"/>
-    <w:lsdException w:uiPriority="99" w:name="envelope return"/>
-    <w:lsdException w:uiPriority="99" w:name="footnote reference"/>
-    <w:lsdException w:uiPriority="99" w:name="annotation reference"/>
-    <w:lsdException w:uiPriority="99" w:name="line number"/>
-    <w:lsdException w:uiPriority="99" w:name="page number"/>
-    <w:lsdException w:uiPriority="99" w:name="endnote reference"/>
-    <w:lsdException w:uiPriority="99" w:name="endnote text"/>
-    <w:lsdException w:uiPriority="99" w:name="table of authorities"/>
-    <w:lsdException w:uiPriority="99" w:name="macro"/>
-    <w:lsdException w:uiPriority="99" w:name="toa heading"/>
-    <w:lsdException w:uiPriority="99" w:name="List"/>
-    <w:lsdException w:uiPriority="99" w:name="List Bullet"/>
-    <w:lsdException w:uiPriority="99" w:name="List Number"/>
-    <w:lsdException w:uiPriority="99" w:name="List 2"/>
-    <w:lsdException w:uiPriority="99" w:name="List 3"/>
-    <w:lsdException w:uiPriority="99" w:name="List 4"/>
-    <w:lsdException w:uiPriority="99" w:name="List 5"/>
-    <w:lsdException w:uiPriority="99" w:name="List Bullet 2"/>
-    <w:lsdException w:uiPriority="99" w:name="List Bullet 3"/>
-    <w:lsdException w:uiPriority="99" w:name="List Bullet 4"/>
-    <w:lsdException w:uiPriority="99" w:name="List Bullet 5"/>
-    <w:lsdException w:uiPriority="99" w:name="List Number 2"/>
-    <w:lsdException w:uiPriority="99" w:name="List Number 3"/>
-    <w:lsdException w:uiPriority="99" w:name="List Number 4"/>
-    <w:lsdException w:uiPriority="99" w:name="List Number 5"/>
-    <w:lsdException w:qFormat="1" w:unhideWhenUsed="0" w:uiPriority="10" w:semiHidden="0" w:name="Title"/>
-    <w:lsdException w:uiPriority="99" w:name="Closing"/>
-    <w:lsdException w:uiPriority="99" w:name="Signature"/>
-    <w:lsdException w:uiPriority="1" w:name="Default Paragraph Font"/>
-    <w:lsdException w:uiPriority="99" w:name="Body Text"/>
-    <w:lsdException w:uiPriority="99" w:name="Body Text Indent"/>
-    <w:lsdException w:uiPriority="99" w:name="List Continue"/>
-    <w:lsdException w:uiPriority="99" w:name="List Continue 2"/>
-    <w:lsdException w:uiPriority="99" w:name="List Continue 3"/>
-    <w:lsdException w:uiPriority="99" w:name="List Continue 4"/>
-    <w:lsdException w:uiPriority="99" w:name="List Continue 5"/>
-    <w:lsdException w:uiPriority="99" w:name="Message Header"/>
-    <w:lsdException w:qFormat="1" w:unhideWhenUsed="0" w:uiPriority="11" w:semiHidden="0" w:name="Subtitle"/>
-    <w:lsdException w:uiPriority="99" w:name="Salutation"/>
-    <w:lsdException w:uiPriority="99" w:name="Date"/>
-    <w:lsdException w:uiPriority="99" w:name="Body Text First Indent"/>
-    <w:lsdException w:uiPriority="99" w:name="Body Text First Indent 2"/>
-    <w:lsdException w:uiPriority="99" w:name="Note Heading"/>
-    <w:lsdException w:uiPriority="99" w:name="Body Text 2"/>
-    <w:lsdException w:uiPriority="99" w:name="Body Text 3"/>
-    <w:lsdException w:uiPriority="99" w:name="Body Text Indent 2"/>
-    <w:lsdException w:uiPriority="99" w:name="Body Text Indent 3"/>
-    <w:lsdException w:uiPriority="99" w:name="Block Text"/>
-    <w:lsdException w:uiPriority="99" w:name="Hyperlink"/>
-    <w:lsdException w:uiPriority="99" w:name="FollowedHyperlink"/>
-    <w:lsdException w:qFormat="1" w:unhideWhenUsed="0" w:uiPriority="22" w:semiHidden="0" w:name="Strong"/>
-    <w:lsdException w:qFormat="1" w:unhideWhenUsed="0" w:uiPriority="20" w:semiHidden="0" w:name="Emphasis"/>
-    <w:lsdException w:uiPriority="99" w:name="Document Map"/>
-    <w:lsdException w:uiPriority="99" w:name="Plain Text"/>
-    <w:lsdException w:uiPriority="99" w:name="E-mail Signature"/>
-    <w:lsdException w:uiPriority="99" w:name="Normal (Web)"/>
-    <w:lsdException w:uiPriority="99" w:name="HTML Acronym"/>
-    <w:lsdException w:uiPriority="99" w:name="HTML Address"/>
-    <w:lsdException w:uiPriority="99" w:name="HTML Cite"/>
-    <w:lsdException w:uiPriority="99" w:name="HTML Code"/>
-    <w:lsdException w:uiPriority="99" w:name="HTML Definition"/>
-    <w:lsdException w:uiPriority="99" w:name="HTML Keyboard"/>
-    <w:lsdException w:uiPriority="99" w:name="HTML Preformatted"/>
-    <w:lsdException w:uiPriority="99" w:name="HTML Sample"/>
-    <w:lsdException w:uiPriority="99" w:name="HTML Typewriter"/>
-    <w:lsdException w:uiPriority="99" w:name="HTML Variable"/>
-    <w:lsdException w:uiPriority="99" w:name="Normal Table"/>
-    <w:lsdException w:uiPriority="99" w:name="annotation subject"/>
-    <w:lsdException w:uiPriority="99" w:name="Table Simple 1"/>
-    <w:lsdException w:uiPriority="99" w:name="Table Simple 2"/>
-    <w:lsdException w:uiPriority="99" w:name="Table Simple 3"/>
-    <w:lsdException w:uiPriority="99" w:name="Table Classic 1"/>
-    <w:lsdException w:uiPriority="99" w:name="Table Classic 2"/>
-    <w:lsdException w:uiPriority="99" w:name="Table Classic 3"/>
-    <w:lsdException w:uiPriority="99" w:name="Table Classic 4"/>
-    <w:lsdException w:uiPriority="99" w:name="Table Colorful 1"/>
-    <w:lsdException w:uiPriority="99" w:name="Table Colorful 2"/>
-    <w:lsdException w:uiPriority="99" w:name="Table Colorful 3"/>
-    <w:lsdException w:uiPriority="99" w:name="Table Columns 1"/>
-    <w:lsdException w:uiPriority="99" w:name="Table Columns 2"/>
-    <w:lsdException w:uiPriority="99" w:name="Table Columns 3"/>
-    <w:lsdException w:uiPriority="99" w:name="Table Columns 4"/>
-    <w:lsdException w:uiPriority="99" w:name="Table Columns 5"/>
-    <w:lsdException w:uiPriority="99" w:name="Table Grid 1"/>
-    <w:lsdException w:uiPriority="99" w:name="Table Grid 2"/>
-    <w:lsdException w:uiPriority="99" w:name="Table Grid 3"/>
-    <w:lsdException w:uiPriority="99" w:name="Table Grid 4"/>
-    <w:lsdException w:uiPriority="99" w:name="Table Grid 5"/>
-    <w:lsdException w:uiPriority="99" w:name="Table Grid 6"/>
-    <w:lsdException w:uiPriority="99" w:name="Table Grid 7"/>
-    <w:lsdException w:uiPriority="99" w:name="Table Grid 8"/>
-    <w:lsdException w:uiPriority="99" w:name="Table List 1"/>
-    <w:lsdException w:uiPriority="99" w:name="Table List 2"/>
-    <w:lsdException w:uiPriority="99" w:name="Table List 3"/>
-    <w:lsdException w:uiPriority="99" w:name="Table List 4"/>
-    <w:lsdException w:uiPriority="99" w:name="Table List 5"/>
-    <w:lsdException w:uiPriority="99" w:name="Table List 6"/>
-    <w:lsdException w:uiPriority="99" w:name="Table List 7"/>
-    <w:lsdException w:uiPriority="99" w:name="Table List 8"/>
-    <w:lsdException w:uiPriority="99" w:name="Table 3D effects 1"/>
-    <w:lsdException w:uiPriority="99" w:name="Table 3D effects 2"/>
-    <w:lsdException w:uiPriority="99" w:name="Table 3D effects 3"/>
-    <w:lsdException w:uiPriority="99" w:name="Table Contemporary"/>
-    <w:lsdException w:uiPriority="99" w:name="Table Elegant"/>
-    <w:lsdException w:uiPriority="99" w:name="Table Professional"/>
-    <w:lsdException w:uiPriority="99" w:name="Table Subtle 1"/>
-    <w:lsdException w:uiPriority="99" w:name="Table Subtle 2"/>
-    <w:lsdException w:uiPriority="99" w:name="Table Web 1"/>
-    <w:lsdException w:uiPriority="99" w:name="Table Web 2"/>
-    <w:lsdException w:uiPriority="99" w:name="Table Web 3"/>
-    <w:lsdException w:uiPriority="99" w:name="Balloon Text"/>
-    <w:lsdException w:unhideWhenUsed="0" w:uiPriority="39" w:semiHidden="0" w:name="Table Grid"/>
-    <w:lsdException w:uiPriority="99" w:name="Table Theme"/>
-    <w:lsdException w:unhideWhenUsed="0" w:uiPriority="60" w:semiHidden="0" w:name="Light Shading"/>
-    <w:lsdException w:unhideWhenUsed="0" w:uiPriority="61" w:semiHidden="0" w:name="Light List"/>
-    <w:lsdException w:unhideWhenUsed="0" w:uiPriority="62" w:semiHidden="0" w:name="Light Grid"/>
-    <w:lsdException w:unhideWhenUsed="0" w:uiPriority="63" w:semiHidden="0" w:name="Medium Shading 1"/>
-    <w:lsdException w:unhideWhenUsed="0" w:uiPriority="64" w:semiHidden="0" w:name="Medium Shading 2"/>
-    <w:lsdException w:unhideWhenUsed="0" w:uiPriority="65" w:semiHidden="0" w:name="Medium List 1"/>
-    <w:lsdException w:unhideWhenUsed="0" w:uiPriority="66" w:semiHidden="0" w:name="Medium List 2"/>
-    <w:lsdException w:unhideWhenUsed="0" w:uiPriority="67" w:semiHidden="0" w:name="Medium Grid 1"/>
-    <w:lsdException w:unhideWhenUsed="0" w:uiPriority="68" w:semiHidden="0" w:name="Medium Grid 2"/>
-    <w:lsdException w:unhideWhenUsed="0" w:uiPriority="69" w:semiHidden="0" w:name="Medium Grid 3"/>
-    <w:lsdException w:unhideWhenUsed="0" w:uiPriority="70" w:semiHidden="0" w:name="Dark List"/>
-    <w:lsdException w:unhideWhenUsed="0" w:uiPriority="71" w:semiHidden="0" w:name="Colorful Shading"/>
-    <w:lsdException w:unhideWhenUsed="0" w:uiPriority="72" w:semiHidden="0" w:name="Colorful List"/>
-    <w:lsdException w:unhideWhenUsed="0" w:uiPriority="73" w:semiHidden="0" w:name="Colorful Grid"/>
-    <w:lsdException w:unhideWhenUsed="0" w:uiPriority="60" w:semiHidden="0" w:name="Light Shading Accent 1"/>
-    <w:lsdException w:unhideWhenUsed="0" w:uiPriority="61" w:semiHidden="0" w:name="Light List Accent 1"/>
-    <w:lsdException w:unhideWhenUsed="0" w:uiPriority="62" w:semiHidden="0" w:name="Light Grid Accent 1"/>
-    <w:lsdException w:unhideWhenUsed="0" w:uiPriority="63" w:semiHidden="0" w:name="Medium Shading 1 Accent 1"/>
-    <w:lsdException w:unhideWhenUsed="0" w:uiPriority="64" w:semiHidden="0" w:name="Medium Shading 2 Accent 1"/>
-    <w:lsdException w:unhideWhenUsed="0" w:uiPriority="65" w:semiHidden="0" w:name="Medium List 1 Accent 1"/>
-    <w:lsdException w:unhideWhenUsed="0" w:uiPriority="66" w:semiHidden="0" w:name="Medium List 2 Accent 1"/>
-    <w:lsdException w:unhideWhenUsed="0" w:uiPriority="67" w:semiHidden="0" w:name="Medium Grid 1 Accent 1"/>
-    <w:lsdException w:unhideWhenUsed="0" w:uiPriority="68" w:semiHidden="0" w:name="Medium Grid 2 Accent 1"/>
-    <w:lsdException w:unhideWhenUsed="0" w:uiPriority="69" w:semiHidden="0" w:name="Medium Grid 3 Accent 1"/>
-    <w:lsdException w:unhideWhenUsed="0" w:uiPriority="70" w:semiHidden="0" w:name="Dark List Accent 1"/>
-    <w:lsdException w:unhideWhenUsed="0" w:uiPriority="71" w:semiHidden="0" w:name="Colorful Shading Accent 1"/>
-    <w:lsdException w:unhideWhenUsed="0" w:uiPriority="72" w:semiHidden="0" w:name="Colorful List Accent 1"/>
-    <w:lsdException w:unhideWhenUsed="0" w:uiPriority="73" w:semiHidden="0" w:name="Colorful Grid Accent 1"/>
-    <w:lsdException w:unhideWhenUsed="0" w:uiPriority="60" w:semiHidden="0" w:name="Light Shading Accent 2"/>
-    <w:lsdException w:unhideWhenUsed="0" w:uiPriority="61" w:semiHidden="0" w:name="Light List Accent 2"/>
-    <w:lsdException w:unhideWhenUsed="0" w:uiPriority="62" w:semiHidden="0" w:name="Light Grid Accent 2"/>
-    <w:lsdException w:unhideWhenUsed="0" w:uiPriority="63" w:semiHidden="0" w:name="Medium Shading 1 Accent 2"/>
-    <w:lsdException w:unhideWhenUsed="0" w:uiPriority="64" w:semiHidden="0" w:name="Medium Shading 2 Accent 2"/>
-    <w:lsdException w:unhideWhenUsed="0" w:uiPriority="65" w:semiHidden="0" w:name="Medium List 1 Accent 2"/>
-    <w:lsdException w:unhideWhenUsed="0" w:uiPriority="66" w:semiHidden="0" w:name="Medium List 2 Accent 2"/>
-    <w:lsdException w:unhideWhenUsed="0" w:uiPriority="67" w:semiHidden="0" w:name="Medium Grid 1 Accent 2"/>
-    <w:lsdException w:unhideWhenUsed="0" w:uiPriority="68" w:semiHidden="0" w:name="Medium Grid 2 Accent 2"/>
-    <w:lsdException w:unhideWhenUsed="0" w:uiPriority="69" w:semiHidden="0" w:name="Medium Grid 3 Accent 2"/>
-    <w:lsdException w:unhideWhenUsed="0" w:uiPriority="70" w:semiHidden="0" w:name="Dark List Accent 2"/>
-    <w:lsdException w:unhideWhenUsed="0" w:uiPriority="71" w:semiHidden="0" w:name="Colorful Shading Accent 2"/>
-    <w:lsdException w:unhideWhenUsed="0" w:uiPriority="72" w:semiHidden="0" w:name="Colorful List Accent 2"/>
-    <w:lsdException w:unhideWhenUsed="0" w:uiPriority="73" w:semiHidden="0" w:name="Colorful Grid Accent 2"/>
-    <w:lsdException w:unhideWhenUsed="0" w:uiPriority="60" w:semiHidden="0" w:name="Light Shading Accent 3"/>
-    <w:lsdException w:unhideWhenUsed="0" w:uiPriority="61" w:semiHidden="0" w:name="Light List Accent 3"/>
-    <w:lsdException w:unhideWhenUsed="0" w:uiPriority="62" w:semiHidden="0" w:name="Light Grid Accent 3"/>
-    <w:lsdException w:unhideWhenUsed="0" w:uiPriority="63" w:semiHidden="0" w:name="Medium Shading 1 Accent 3"/>
-    <w:lsdException w:unhideWhenUsed="0" w:uiPriority="64" w:semiHidden="0" w:name="Medium Shading 2 Accent 3"/>
-    <w:lsdException w:unhideWhenUsed="0" w:uiPriority="65" w:semiHidden="0" w:name="Medium List 1 Accent 3"/>
-    <w:lsdException w:unhideWhenUsed="0" w:uiPriority="66" w:semiHidden="0" w:name="Medium List 2 Accent 3"/>
-    <w:lsdException w:unhideWhenUsed="0" w:uiPriority="67" w:semiHidden="0" w:name="Medium Grid 1 Accent 3"/>
-    <w:lsdException w:unhideWhenUsed="0" w:uiPriority="68" w:semiHidden="0" w:name="Medium Grid 2 Accent 3"/>
-    <w:lsdException w:unhideWhenUsed="0" w:uiPriority="69" w:semiHidden="0" w:name="Medium Grid 3 Accent 3"/>
-    <w:lsdException w:unhideWhenUsed="0" w:uiPriority="70" w:semiHidden="0" w:name="Dark List Accent 3"/>
-    <w:lsdException w:unhideWhenUsed="0" w:uiPriority="71" w:semiHidden="0" w:name="Colorful Shading Accent 3"/>
-    <w:lsdException w:unhideWhenUsed="0" w:uiPriority="72" w:semiHidden="0" w:name="Colorful List Accent 3"/>
-    <w:lsdException w:unhideWhenUsed="0" w:uiPriority="73" w:semiHidden="0" w:name="Colorful Grid Accent 3"/>
-    <w:lsdException w:unhideWhenUsed="0" w:uiPriority="60" w:semiHidden="0" w:name="Light Shading Accent 4"/>
-    <w:lsdException w:unhideWhenUsed="0" w:uiPriority="61" w:semiHidden="0" w:name="Light List Accent 4"/>
-    <w:lsdException w:unhideWhenUsed="0" w:uiPriority="62" w:semiHidden="0" w:name="Light Grid Accent 4"/>
-    <w:lsdException w:unhideWhenUsed="0" w:uiPriority="63" w:semiHidden="0" w:name="Medium Shading 1 Accent 4"/>
-    <w:lsdException w:unhideWhenUsed="0" w:uiPriority="64" w:semiHidden="0" w:name="Medium Shading 2 Accent 4"/>
-    <w:lsdException w:unhideWhenUsed="0" w:uiPriority="65" w:semiHidden="0" w:name="Medium List 1 Accent 4"/>
-    <w:lsdException w:unhideWhenUsed="0" w:uiPriority="66" w:semiHidden="0" w:name="Medium List 2 Accent 4"/>
-    <w:lsdException w:unhideWhenUsed="0" w:uiPriority="67" w:semiHidden="0" w:name="Medium Grid 1 Accent 4"/>
-    <w:lsdException w:unhideWhenUsed="0" w:uiPriority="68" w:semiHidden="0" w:name="Medium Grid 2 Accent 4"/>
-    <w:lsdException w:unhideWhenUsed="0" w:uiPriority="69" w:semiHidden="0" w:name="Medium Grid 3 Accent 4"/>
-    <w:lsdException w:unhideWhenUsed="0" w:uiPriority="70" w:semiHidden="0" w:name="Dark List Accent 4"/>
-    <w:lsdException w:unhideWhenUsed="0" w:uiPriority="71" w:semiHidden="0" w:name="Colorful Shading Accent 4"/>
-    <w:lsdException w:unhideWhenUsed="0" w:uiPriority="72" w:semiHidden="0" w:name="Colorful List Accent 4"/>
-    <w:lsdException w:unhideWhenUsed="0" w:uiPriority="73" w:semiHidden="0" w:name="Colorful Grid Accent 4"/>
-    <w:lsdException w:unhideWhenUsed="0" w:uiPriority="60" w:semiHidden="0" w:name="Light Shading Accent 5"/>
-    <w:lsdException w:unhideWhenUsed="0" w:uiPriority="61" w:semiHidden="0" w:name="Light List Accent 5"/>
-    <w:lsdException w:unhideWhenUsed="0" w:uiPriority="62" w:semiHidden="0" w:name="Light Grid Accent 5"/>
-    <w:lsdException w:unhideWhenUsed="0" w:uiPriority="63" w:semiHidden="0" w:name="Medium Shading 1 Accent 5"/>
-    <w:lsdException w:unhideWhenUsed="0" w:uiPriority="64" w:semiHidden="0" w:name="Medium Shading 2 Accent 5"/>
-    <w:lsdException w:unhideWhenUsed="0" w:uiPriority="65" w:semiHidden="0" w:name="Medium List 1 Accent 5"/>
-    <w:lsdException w:unhideWhenUsed="0" w:uiPriority="66" w:semiHidden="0" w:name="Medium List 2 Accent 5"/>
-    <w:lsdException w:unhideWhenUsed="0" w:uiPriority="67" w:semiHidden="0" w:name="Medium Grid 1 Accent 5"/>
-    <w:lsdException w:unhideWhenUsed="0" w:uiPriority="68" w:semiHidden="0" w:name="Medium Grid 2 Accent 5"/>
-    <w:lsdException w:unhideWhenUsed="0" w:uiPriority="69" w:semiHidden="0" w:name="Medium Grid 3 Accent 5"/>
-    <w:lsdException w:unhideWhenUsed="0" w:uiPriority="70" w:semiHidden="0" w:name="Dark List Accent 5"/>
-    <w:lsdException w:unhideWhenUsed="0" w:uiPriority="71" w:semiHidden="0" w:name="Colorful Shading Accent 5"/>
-    <w:lsdException w:unhideWhenUsed="0" w:uiPriority="72" w:semiHidden="0" w:name="Colorful List Accent 5"/>
-    <w:lsdException w:unhideWhenUsed="0" w:uiPriority="73" w:semiHidden="0" w:name="Colorful Grid Accent 5"/>
-    <w:lsdException w:unhideWhenUsed="0" w:uiPriority="60" w:semiHidden="0" w:name="Light Shading Accent 6"/>
-    <w:lsdException w:unhideWhenUsed="0" w:uiPriority="61" w:semiHidden="0" w:name="Light List Accent 6"/>
-    <w:lsdException w:unhideWhenUsed="0" w:uiPriority="62" w:semiHidden="0" w:name="Light Grid Accent 6"/>
-    <w:lsdException w:unhideWhenUsed="0" w:uiPriority="63" w:semiHidden="0" w:name="Medium Shading 1 Accent 6"/>
-    <w:lsdException w:unhideWhenUsed="0" w:uiPriority="64" w:semiHidden="0" w:name="Medium Shading 2 Accent 6"/>
-    <w:lsdException w:unhideWhenUsed="0" w:uiPriority="65" w:semiHidden="0" w:name="Medium List 1 Accent 6"/>
-    <w:lsdException w:unhideWhenUsed="0" w:uiPriority="66" w:semiHidden="0" w:name="Medium List 2 Accent 6"/>
-    <w:lsdException w:unhideWhenUsed="0" w:uiPriority="67" w:semiHidden="0" w:name="Medium Grid 1 Accent 6"/>
-    <w:lsdException w:unhideWhenUsed="0" w:uiPriority="68" w:semiHidden="0" w:name="Medium Grid 2 Accent 6"/>
-    <w:lsdException w:unhideWhenUsed="0" w:uiPriority="69" w:semiHidden="0" w:name="Medium Grid 3 Accent 6"/>
-    <w:lsdException w:unhideWhenUsed="0" w:uiPriority="70" w:semiHidden="0" w:name="Dark List Accent 6"/>
-    <w:lsdException w:unhideWhenUsed="0" w:uiPriority="71" w:semiHidden="0" w:name="Colorful Shading Accent 6"/>
-    <w:lsdException w:unhideWhenUsed="0" w:uiPriority="72" w:semiHidden="0" w:name="Colorful List Accent 6"/>
-    <w:lsdException w:unhideWhenUsed="0" w:uiPriority="73" w:semiHidden="0" w:name="Colorful Grid Accent 6"/>
+  <w:latentStyles w:defLockedState="0" w:defUIPriority="99" w:defSemiHidden="0" w:defUnhideWhenUsed="0" w:defQFormat="0" w:count="376">
+    <w:lsdException w:name="Normal" w:uiPriority="0" w:qFormat="1"/>
+    <w:lsdException w:name="heading 1" w:uiPriority="9" w:qFormat="1"/>
+    <w:lsdException w:name="heading 2" w:semiHidden="1" w:uiPriority="9" w:unhideWhenUsed="1" w:qFormat="1"/>
+    <w:lsdException w:name="heading 3" w:semiHidden="1" w:uiPriority="9" w:unhideWhenUsed="1" w:qFormat="1"/>
+    <w:lsdException w:name="heading 4" w:semiHidden="1" w:uiPriority="9" w:unhideWhenUsed="1" w:qFormat="1"/>
+    <w:lsdException w:name="heading 5" w:semiHidden="1" w:uiPriority="9" w:unhideWhenUsed="1" w:qFormat="1"/>
+    <w:lsdException w:name="heading 6" w:semiHidden="1" w:uiPriority="9" w:unhideWhenUsed="1" w:qFormat="1"/>
+    <w:lsdException w:name="heading 7" w:semiHidden="1" w:uiPriority="9" w:unhideWhenUsed="1" w:qFormat="1"/>
+    <w:lsdException w:name="heading 8" w:semiHidden="1" w:uiPriority="9" w:unhideWhenUsed="1" w:qFormat="1"/>
+    <w:lsdException w:name="heading 9" w:semiHidden="1" w:uiPriority="9" w:unhideWhenUsed="1" w:qFormat="1"/>
+    <w:lsdException w:name="index 1" w:semiHidden="1" w:unhideWhenUsed="1"/>
+    <w:lsdException w:name="index 2" w:semiHidden="1" w:unhideWhenUsed="1"/>
+    <w:lsdException w:name="index 3" w:semiHidden="1" w:unhideWhenUsed="1"/>
+    <w:lsdException w:name="index 4" w:semiHidden="1" w:unhideWhenUsed="1"/>
+    <w:lsdException w:name="index 5" w:semiHidden="1" w:unhideWhenUsed="1"/>
+    <w:lsdException w:name="index 6" w:semiHidden="1" w:unhideWhenUsed="1"/>
+    <w:lsdException w:name="index 7" w:semiHidden="1" w:unhideWhenUsed="1"/>
+    <w:lsdException w:name="index 8" w:semiHidden="1" w:unhideWhenUsed="1"/>
+    <w:lsdException w:name="index 9" w:semiHidden="1" w:unhideWhenUsed="1"/>
+    <w:lsdException w:name="toc 1" w:semiHidden="1" w:uiPriority="39" w:unhideWhenUsed="1"/>
+    <w:lsdException w:name="toc 2" w:semiHidden="1" w:uiPriority="39" w:unhideWhenUsed="1"/>
+    <w:lsdException w:name="toc 3" w:semiHidden="1" w:uiPriority="39" w:unhideWhenUsed="1"/>
+    <w:lsdException w:name="toc 4" w:semiHidden="1" w:uiPriority="39" w:unhideWhenUsed="1"/>
+    <w:lsdException w:name="toc 5" w:semiHidden="1" w:uiPriority="39" w:unhideWhenUsed="1"/>
+    <w:lsdException w:name="toc 6" w:semiHidden="1" w:uiPriority="39" w:unhideWhenUsed="1"/>
+    <w:lsdException w:name="toc 7" w:semiHidden="1" w:uiPriority="39" w:unhideWhenUsed="1"/>
+    <w:lsdException w:name="toc 8" w:semiHidden="1" w:uiPriority="39" w:unhideWhenUsed="1"/>
+    <w:lsdException w:name="toc 9" w:semiHidden="1" w:uiPriority="39" w:unhideWhenUsed="1"/>
+    <w:lsdException w:name="Normal Indent" w:semiHidden="1" w:unhideWhenUsed="1"/>
+    <w:lsdException w:name="footnote text" w:semiHidden="1" w:unhideWhenUsed="1"/>
+    <w:lsdException w:name="annotation text" w:semiHidden="1" w:unhideWhenUsed="1"/>
+    <w:lsdException w:name="header" w:unhideWhenUsed="1"/>
+    <w:lsdException w:name="footer" w:unhideWhenUsed="1"/>
+    <w:lsdException w:name="index heading" w:semiHidden="1" w:unhideWhenUsed="1"/>
+    <w:lsdException w:name="caption" w:semiHidden="1" w:uiPriority="35" w:unhideWhenUsed="1" w:qFormat="1"/>
+    <w:lsdException w:name="table of figures" w:semiHidden="1" w:unhideWhenUsed="1"/>
+    <w:lsdException w:name="envelope address" w:semiHidden="1" w:unhideWhenUsed="1"/>
+    <w:lsdException w:name="envelope return" w:semiHidden="1" w:unhideWhenUsed="1"/>
+    <w:lsdException w:name="footnote reference" w:semiHidden="1" w:unhideWhenUsed="1"/>
+    <w:lsdException w:name="annotation reference" w:semiHidden="1" w:unhideWhenUsed="1"/>
+    <w:lsdException w:name="line number" w:semiHidden="1" w:unhideWhenUsed="1"/>
+    <w:lsdException w:name="page number" w:semiHidden="1" w:unhideWhenUsed="1"/>
+    <w:lsdException w:name="endnote reference" w:semiHidden="1" w:unhideWhenUsed="1"/>
+    <w:lsdException w:name="endnote text" w:semiHidden="1" w:unhideWhenUsed="1"/>
+    <w:lsdException w:name="table of authorities" w:semiHidden="1" w:unhideWhenUsed="1"/>
+    <w:lsdException w:name="macro" w:semiHidden="1" w:unhideWhenUsed="1"/>
+    <w:lsdException w:name="toa heading" w:semiHidden="1" w:unhideWhenUsed="1"/>
+    <w:lsdException w:name="List" w:semiHidden="1" w:unhideWhenUsed="1"/>
+    <w:lsdException w:name="List Bullet" w:semiHidden="1" w:unhideWhenUsed="1"/>
+    <w:lsdException w:name="List Number" w:semiHidden="1" w:unhideWhenUsed="1"/>
+    <w:lsdException w:name="List 2" w:semiHidden="1" w:unhideWhenUsed="1"/>
+    <w:lsdException w:name="List 3" w:semiHidden="1" w:unhideWhenUsed="1"/>
+    <w:lsdException w:name="List 4" w:semiHidden="1" w:unhideWhenUsed="1"/>
+    <w:lsdException w:name="List 5" w:semiHidden="1" w:unhideWhenUsed="1"/>
+    <w:lsdException w:name="List Bullet 2" w:semiHidden="1" w:unhideWhenUsed="1"/>
+    <w:lsdException w:name="List Bullet 3" w:semiHidden="1" w:unhideWhenUsed="1"/>
+    <w:lsdException w:name="List Bullet 4" w:semiHidden="1" w:unhideWhenUsed="1"/>
+    <w:lsdException w:name="List Bullet 5" w:semiHidden="1" w:unhideWhenUsed="1"/>
+    <w:lsdException w:name="List Number 2" w:semiHidden="1" w:unhideWhenUsed="1"/>
+    <w:lsdException w:name="List Number 3" w:semiHidden="1" w:unhideWhenUsed="1"/>
+    <w:lsdException w:name="List Number 4" w:semiHidden="1" w:unhideWhenUsed="1"/>
+    <w:lsdException w:name="List Number 5" w:semiHidden="1" w:unhideWhenUsed="1"/>
+    <w:lsdException w:name="Title" w:uiPriority="10" w:qFormat="1"/>
+    <w:lsdException w:name="Closing" w:semiHidden="1" w:unhideWhenUsed="1"/>
+    <w:lsdException w:name="Signature" w:semiHidden="1" w:unhideWhenUsed="1"/>
+    <w:lsdException w:name="Default Paragraph Font" w:semiHidden="1" w:uiPriority="1" w:unhideWhenUsed="1"/>
+    <w:lsdException w:name="Body Text" w:semiHidden="1" w:unhideWhenUsed="1"/>
+    <w:lsdException w:name="Body Text Indent" w:semiHidden="1" w:unhideWhenUsed="1"/>
+    <w:lsdException w:name="List Continue" w:semiHidden="1" w:unhideWhenUsed="1"/>
+    <w:lsdException w:name="List Continue 2" w:semiHidden="1" w:unhideWhenUsed="1"/>
+    <w:lsdException w:name="List Continue 3" w:semiHidden="1" w:unhideWhenUsed="1"/>
+    <w:lsdException w:name="List Continue 4" w:semiHidden="1" w:unhideWhenUsed="1"/>
+    <w:lsdException w:name="List Continue 5" w:semiHidden="1" w:unhideWhenUsed="1"/>
+    <w:lsdException w:name="Message Header" w:semiHidden="1" w:unhideWhenUsed="1"/>
+    <w:lsdException w:name="Subtitle" w:uiPriority="11" w:qFormat="1"/>
+    <w:lsdException w:name="Salutation" w:semiHidden="1" w:unhideWhenUsed="1"/>
+    <w:lsdException w:name="Date" w:semiHidden="1" w:unhideWhenUsed="1"/>
+    <w:lsdException w:name="Body Text First Indent" w:semiHidden="1" w:unhideWhenUsed="1"/>
+    <w:lsdException w:name="Body Text First Indent 2" w:semiHidden="1" w:unhideWhenUsed="1"/>
+    <w:lsdException w:name="Note Heading" w:semiHidden="1" w:unhideWhenUsed="1"/>
+    <w:lsdException w:name="Body Text 2" w:semiHidden="1" w:unhideWhenUsed="1"/>
+    <w:lsdException w:name="Body Text 3" w:semiHidden="1" w:unhideWhenUsed="1"/>
+    <w:lsdException w:name="Body Text Indent 2" w:semiHidden="1" w:unhideWhenUsed="1"/>
+    <w:lsdException w:name="Body Text Indent 3" w:semiHidden="1" w:unhideWhenUsed="1"/>
+    <w:lsdException w:name="Block Text" w:semiHidden="1" w:unhideWhenUsed="1"/>
+    <w:lsdException w:name="Hyperlink" w:semiHidden="1" w:unhideWhenUsed="1"/>
+    <w:lsdException w:name="FollowedHyperlink" w:semiHidden="1" w:unhideWhenUsed="1"/>
+    <w:lsdException w:name="Strong" w:uiPriority="22" w:qFormat="1"/>
+    <w:lsdException w:name="Emphasis" w:uiPriority="20" w:qFormat="1"/>
+    <w:lsdException w:name="Document Map" w:semiHidden="1" w:unhideWhenUsed="1"/>
+    <w:lsdException w:name="Plain Text" w:semiHidden="1" w:unhideWhenUsed="1"/>
+    <w:lsdException w:name="E-mail Signature" w:semiHidden="1" w:unhideWhenUsed="1"/>
+    <w:lsdException w:name="HTML Top of Form" w:semiHidden="1" w:unhideWhenUsed="1"/>
+    <w:lsdException w:name="HTML Bottom of Form" w:semiHidden="1" w:unhideWhenUsed="1"/>
+    <w:lsdException w:name="Normal (Web)" w:semiHidden="1" w:unhideWhenUsed="1"/>
+    <w:lsdException w:name="HTML Acronym" w:semiHidden="1" w:unhideWhenUsed="1"/>
+    <w:lsdException w:name="HTML Address" w:semiHidden="1" w:unhideWhenUsed="1"/>
+    <w:lsdException w:name="HTML Cite" w:semiHidden="1" w:unhideWhenUsed="1"/>
+    <w:lsdException w:name="HTML Code" w:semiHidden="1" w:unhideWhenUsed="1"/>
+    <w:lsdException w:name="HTML Definition" w:semiHidden="1" w:unhideWhenUsed="1"/>
+    <w:lsdException w:name="HTML Keyboard" w:semiHidden="1" w:unhideWhenUsed="1"/>
+    <w:lsdException w:name="HTML Preformatted" w:semiHidden="1" w:unhideWhenUsed="1"/>
+    <w:lsdException w:name="HTML Sample" w:semiHidden="1" w:unhideWhenUsed="1"/>
+    <w:lsdException w:name="HTML Typewriter" w:semiHidden="1" w:unhideWhenUsed="1"/>
+    <w:lsdException w:name="HTML Variable" w:semiHidden="1" w:unhideWhenUsed="1"/>
+    <w:lsdException w:name="Normal Table" w:semiHidden="1" w:unhideWhenUsed="1"/>
+    <w:lsdException w:name="annotation subject" w:semiHidden="1" w:unhideWhenUsed="1"/>
+    <w:lsdException w:name="No List" w:semiHidden="1" w:unhideWhenUsed="1"/>
+    <w:lsdException w:name="Outline List 1" w:semiHidden="1" w:unhideWhenUsed="1"/>
+    <w:lsdException w:name="Outline List 2" w:semiHidden="1" w:unhideWhenUsed="1"/>
+    <w:lsdException w:name="Outline List 3" w:semiHidden="1" w:unhideWhenUsed="1"/>
+    <w:lsdException w:name="Table Simple 1" w:semiHidden="1" w:unhideWhenUsed="1"/>
+    <w:lsdException w:name="Table Simple 2" w:semiHidden="1" w:unhideWhenUsed="1"/>
+    <w:lsdException w:name="Table Simple 3" w:semiHidden="1" w:unhideWhenUsed="1"/>
+    <w:lsdException w:name="Table Classic 1" w:semiHidden="1" w:unhideWhenUsed="1"/>
+    <w:lsdException w:name="Table Classic 2" w:semiHidden="1" w:unhideWhenUsed="1"/>
+    <w:lsdException w:name="Table Classic 3" w:semiHidden="1" w:unhideWhenUsed="1"/>
+    <w:lsdException w:name="Table Classic 4" w:semiHidden="1" w:unhideWhenUsed="1"/>
+    <w:lsdException w:name="Table Colorful 1" w:semiHidden="1" w:unhideWhenUsed="1"/>
+    <w:lsdException w:name="Table Colorful 2" w:semiHidden="1" w:unhideWhenUsed="1"/>
+    <w:lsdException w:name="Table Colorful 3" w:semiHidden="1" w:unhideWhenUsed="1"/>
+    <w:lsdException w:name="Table Columns 1" w:semiHidden="1" w:unhideWhenUsed="1"/>
+    <w:lsdException w:name="Table Columns 2" w:semiHidden="1" w:unhideWhenUsed="1"/>
+    <w:lsdException w:name="Table Columns 3" w:semiHidden="1" w:unhideWhenUsed="1"/>
+    <w:lsdException w:name="Table Columns 4" w:semiHidden="1" w:unhideWhenUsed="1"/>
+    <w:lsdException w:name="Table Columns 5" w:semiHidden="1" w:unhideWhenUsed="1"/>
+    <w:lsdException w:name="Table Grid 1" w:semiHidden="1" w:unhideWhenUsed="1"/>
+    <w:lsdException w:name="Table Grid 2" w:semiHidden="1" w:unhideWhenUsed="1"/>
+    <w:lsdException w:name="Table Grid 3" w:semiHidden="1" w:unhideWhenUsed="1"/>
+    <w:lsdException w:name="Table Grid 4" w:semiHidden="1" w:unhideWhenUsed="1"/>
+    <w:lsdException w:name="Table Grid 5" w:semiHidden="1" w:unhideWhenUsed="1"/>
+    <w:lsdException w:name="Table Grid 6" w:semiHidden="1" w:unhideWhenUsed="1"/>
+    <w:lsdException w:name="Table Grid 7" w:semiHidden="1" w:unhideWhenUsed="1"/>
+    <w:lsdException w:name="Table Grid 8" w:semiHidden="1" w:unhideWhenUsed="1"/>
+    <w:lsdException w:name="Table List 1" w:semiHidden="1" w:unhideWhenUsed="1"/>
+    <w:lsdException w:name="Table List 2" w:semiHidden="1" w:unhideWhenUsed="1"/>
+    <w:lsdException w:name="Table List 3" w:semiHidden="1" w:unhideWhenUsed="1"/>
+    <w:lsdException w:name="Table List 4" w:semiHidden="1" w:unhideWhenUsed="1"/>
+    <w:lsdException w:name="Table List 5" w:semiHidden="1" w:unhideWhenUsed="1"/>
+    <w:lsdException w:name="Table List 6" w:semiHidden="1" w:unhideWhenUsed="1"/>
+    <w:lsdException w:name="Table List 7" w:semiHidden="1" w:unhideWhenUsed="1"/>
+    <w:lsdException w:name="Table List 8" w:semiHidden="1" w:unhideWhenUsed="1"/>
+    <w:lsdException w:name="Table 3D effects 1" w:semiHidden="1" w:unhideWhenUsed="1"/>
+    <w:lsdException w:name="Table 3D effects 2" w:semiHidden="1" w:unhideWhenUsed="1"/>
+    <w:lsdException w:name="Table 3D effects 3" w:semiHidden="1" w:unhideWhenUsed="1"/>
+    <w:lsdException w:name="Table Contemporary" w:semiHidden="1" w:unhideWhenUsed="1"/>
+    <w:lsdException w:name="Table Elegant" w:semiHidden="1" w:unhideWhenUsed="1"/>
+    <w:lsdException w:name="Table Professional" w:semiHidden="1" w:unhideWhenUsed="1"/>
+    <w:lsdException w:name="Table Subtle 1" w:semiHidden="1" w:unhideWhenUsed="1"/>
+    <w:lsdException w:name="Table Subtle 2" w:semiHidden="1" w:unhideWhenUsed="1"/>
+    <w:lsdException w:name="Table Web 1" w:semiHidden="1" w:unhideWhenUsed="1"/>
+    <w:lsdException w:name="Table Web 2" w:semiHidden="1" w:unhideWhenUsed="1"/>
+    <w:lsdException w:name="Table Web 3" w:semiHidden="1" w:unhideWhenUsed="1"/>
+    <w:lsdException w:name="Balloon Text" w:semiHidden="1" w:unhideWhenUsed="1"/>
+    <w:lsdException w:name="Table Grid" w:uiPriority="39"/>
+    <w:lsdException w:name="Table Theme" w:semiHidden="1" w:unhideWhenUsed="1"/>
+    <w:lsdException w:name="Placeholder Text" w:semiHidden="1" w:unhideWhenUsed="1"/>
+    <w:lsdException w:name="No Spacing" w:semiHidden="1" w:unhideWhenUsed="1"/>
+    <w:lsdException w:name="Light Shading" w:uiPriority="60"/>
+    <w:lsdException w:name="Light List" w:uiPriority="61"/>
+    <w:lsdException w:name="Light Grid" w:uiPriority="62"/>
+    <w:lsdException w:name="Medium Shading 1" w:uiPriority="63"/>
+    <w:lsdException w:name="Medium Shading 2" w:uiPriority="64"/>
+    <w:lsdException w:name="Medium List 1" w:uiPriority="65"/>
+    <w:lsdException w:name="Medium List 2" w:uiPriority="66"/>
+    <w:lsdException w:name="Medium Grid 1" w:uiPriority="67"/>
+    <w:lsdException w:name="Medium Grid 2" w:uiPriority="68"/>
+    <w:lsdException w:name="Medium Grid 3" w:uiPriority="69"/>
+    <w:lsdException w:name="Dark List" w:uiPriority="70"/>
+    <w:lsdException w:name="Colorful Shading" w:uiPriority="71"/>
+    <w:lsdException w:name="Colorful List" w:uiPriority="72"/>
+    <w:lsdException w:name="Colorful Grid" w:uiPriority="73"/>
+    <w:lsdException w:name="Light Shading Accent 1" w:uiPriority="60"/>
+    <w:lsdException w:name="Light List Accent 1" w:uiPriority="61"/>
+    <w:lsdException w:name="Light Grid Accent 1" w:uiPriority="62"/>
+    <w:lsdException w:name="Medium Shading 1 Accent 1" w:uiPriority="63"/>
+    <w:lsdException w:name="Medium Shading 2 Accent 1" w:uiPriority="64"/>
+    <w:lsdException w:name="Medium List 1 Accent 1" w:uiPriority="65"/>
+    <w:lsdException w:name="Revision" w:semiHidden="1" w:unhideWhenUsed="1"/>
+    <w:lsdException w:name="List Paragraph" w:semiHidden="1" w:unhideWhenUsed="1"/>
+    <w:lsdException w:name="Quote" w:semiHidden="1" w:unhideWhenUsed="1"/>
+    <w:lsdException w:name="Intense Quote" w:semiHidden="1" w:unhideWhenUsed="1"/>
+    <w:lsdException w:name="Medium List 2 Accent 1" w:uiPriority="66"/>
+    <w:lsdException w:name="Medium Grid 1 Accent 1" w:uiPriority="67"/>
+    <w:lsdException w:name="Medium Grid 2 Accent 1" w:uiPriority="68"/>
+    <w:lsdException w:name="Medium Grid 3 Accent 1" w:uiPriority="69"/>
+    <w:lsdException w:name="Dark List Accent 1" w:uiPriority="70"/>
+    <w:lsdException w:name="Colorful Shading Accent 1" w:uiPriority="71"/>
+    <w:lsdException w:name="Colorful List Accent 1" w:uiPriority="72"/>
+    <w:lsdException w:name="Colorful Grid Accent 1" w:uiPriority="73"/>
+    <w:lsdException w:name="Light Shading Accent 2" w:uiPriority="60"/>
+    <w:lsdException w:name="Light List Accent 2" w:uiPriority="61"/>
+    <w:lsdException w:name="Light Grid Accent 2" w:uiPriority="62"/>
+    <w:lsdException w:name="Medium Shading 1 Accent 2" w:uiPriority="63"/>
+    <w:lsdException w:name="Medium Shading 2 Accent 2" w:uiPriority="64"/>
+    <w:lsdException w:name="Medium List 1 Accent 2" w:uiPriority="65"/>
+    <w:lsdException w:name="Medium List 2 Accent 2" w:uiPriority="66"/>
+    <w:lsdException w:name="Medium Grid 1 Accent 2" w:uiPriority="67"/>
+    <w:lsdException w:name="Medium Grid 2 Accent 2" w:uiPriority="68"/>
+    <w:lsdException w:name="Medium Grid 3 Accent 2" w:uiPriority="69"/>
+    <w:lsdException w:name="Dark List Accent 2" w:uiPriority="70"/>
+    <w:lsdException w:name="Colorful Shading Accent 2" w:uiPriority="71"/>
+    <w:lsdException w:name="Colorful List Accent 2" w:uiPriority="72"/>
+    <w:lsdException w:name="Colorful Grid Accent 2" w:uiPriority="73"/>
+    <w:lsdException w:name="Light Shading Accent 3" w:uiPriority="60"/>
+    <w:lsdException w:name="Light List Accent 3" w:uiPriority="61"/>
+    <w:lsdException w:name="Light Grid Accent 3" w:uiPriority="62"/>
+    <w:lsdException w:name="Medium Shading 1 Accent 3" w:uiPriority="63"/>
+    <w:lsdException w:name="Medium Shading 2 Accent 3" w:uiPriority="64"/>
+    <w:lsdException w:name="Medium List 1 Accent 3" w:uiPriority="65"/>
+    <w:lsdException w:name="Medium List 2 Accent 3" w:uiPriority="66"/>
+    <w:lsdException w:name="Medium Grid 1 Accent 3" w:uiPriority="67"/>
+    <w:lsdException w:name="Medium Grid 2 Accent 3" w:uiPriority="68"/>
+    <w:lsdException w:name="Medium Grid 3 Accent 3" w:uiPriority="69"/>
+    <w:lsdException w:name="Dark List Accent 3" w:uiPriority="70"/>
+    <w:lsdException w:name="Colorful Shading Accent 3" w:uiPriority="71"/>
+    <w:lsdException w:name="Colorful List Accent 3" w:uiPriority="72"/>
+    <w:lsdException w:name="Colorful Grid Accent 3" w:uiPriority="73"/>
+    <w:lsdException w:name="Light Shading Accent 4" w:uiPriority="60"/>
+    <w:lsdException w:name="Light List Accent 4" w:uiPriority="61"/>
+    <w:lsdException w:name="Light Grid Accent 4" w:uiPriority="62"/>
+    <w:lsdException w:name="Medium Shading 1 Accent 4" w:uiPriority="63"/>
+    <w:lsdException w:name="Medium Shading 2 Accent 4" w:uiPriority="64"/>
+    <w:lsdException w:name="Medium List 1 Accent 4" w:uiPriority="65"/>
+    <w:lsdException w:name="Medium List 2 Accent 4" w:uiPriority="66"/>
+    <w:lsdException w:name="Medium Grid 1 Accent 4" w:uiPriority="67"/>
+    <w:lsdException w:name="Medium Grid 2 Accent 4" w:uiPriority="68"/>
+    <w:lsdException w:name="Medium Grid 3 Accent 4" w:uiPriority="69"/>
+    <w:lsdException w:name="Dark List Accent 4" w:uiPriority="70"/>
+    <w:lsdException w:name="Colorful Shading Accent 4" w:uiPriority="71"/>
+    <w:lsdException w:name="Colorful List Accent 4" w:uiPriority="72"/>
+    <w:lsdException w:name="Colorful Grid Accent 4" w:uiPriority="73"/>
+    <w:lsdException w:name="Light Shading Accent 5" w:uiPriority="60"/>
+    <w:lsdException w:name="Light List Accent 5" w:uiPriority="61"/>
+    <w:lsdException w:name="Light Grid Accent 5" w:uiPriority="62"/>
+    <w:lsdException w:name="Medium Shading 1 Accent 5" w:uiPriority="63"/>
+    <w:lsdException w:name="Medium Shading 2 Accent 5" w:uiPriority="64"/>
+    <w:lsdException w:name="Medium List 1 Accent 5" w:uiPriority="65"/>
+    <w:lsdException w:name="Medium List 2 Accent 5" w:uiPriority="66"/>
+    <w:lsdException w:name="Medium Grid 1 Accent 5" w:uiPriority="67"/>
+    <w:lsdException w:name="Medium Grid 2 Accent 5" w:uiPriority="68"/>
+    <w:lsdException w:name="Medium Grid 3 Accent 5" w:uiPriority="69"/>
+    <w:lsdException w:name="Dark List Accent 5" w:uiPriority="70"/>
+    <w:lsdException w:name="Colorful Shading Accent 5" w:uiPriority="71"/>
+    <w:lsdException w:name="Colorful List Accent 5" w:uiPriority="72"/>
+    <w:lsdException w:name="Colorful Grid Accent 5" w:uiPriority="73"/>
+    <w:lsdException w:name="Light Shading Accent 6" w:uiPriority="60"/>
+    <w:lsdException w:name="Light List Accent 6" w:uiPriority="61"/>
+    <w:lsdException w:name="Light Grid Accent 6" w:uiPriority="62"/>
+    <w:lsdException w:name="Medium Shading 1 Accent 6" w:uiPriority="63"/>
+    <w:lsdException w:name="Medium Shading 2 Accent 6" w:uiPriority="64"/>
+    <w:lsdException w:name="Medium List 1 Accent 6" w:uiPriority="65"/>
+    <w:lsdException w:name="Medium List 2 Accent 6" w:uiPriority="66"/>
+    <w:lsdException w:name="Medium Grid 1 Accent 6" w:uiPriority="67"/>
+    <w:lsdException w:name="Medium Grid 2 Accent 6" w:uiPriority="68"/>
+    <w:lsdException w:name="Medium Grid 3 Accent 6" w:uiPriority="69"/>
+    <w:lsdException w:name="Dark List Accent 6" w:uiPriority="70"/>
+    <w:lsdException w:name="Colorful Shading Accent 6" w:uiPriority="71"/>
+    <w:lsdException w:name="Colorful List Accent 6" w:uiPriority="72"/>
+    <w:lsdException w:name="Colorful Grid Accent 6" w:uiPriority="73"/>
+    <w:lsdException w:name="Subtle Emphasis" w:uiPriority="19" w:qFormat="1"/>
+    <w:lsdException w:name="Intense Emphasis" w:uiPriority="21" w:qFormat="1"/>
+    <w:lsdException w:name="Subtle Reference" w:uiPriority="31" w:qFormat="1"/>
+    <w:lsdException w:name="Intense Reference" w:uiPriority="32" w:qFormat="1"/>
+    <w:lsdException w:name="Book Title" w:uiPriority="33" w:qFormat="1"/>
+    <w:lsdException w:name="Bibliography" w:semiHidden="1" w:uiPriority="37" w:unhideWhenUsed="1"/>
+    <w:lsdException w:name="TOC Heading" w:semiHidden="1" w:uiPriority="39" w:unhideWhenUsed="1" w:qFormat="1"/>
+    <w:lsdException w:name="Plain Table 1" w:uiPriority="41"/>
+    <w:lsdException w:name="Plain Table 2" w:uiPriority="42"/>
+    <w:lsdException w:name="Plain Table 3" w:uiPriority="43"/>
+    <w:lsdException w:name="Plain Table 4" w:uiPriority="44"/>
+    <w:lsdException w:name="Plain Table 5" w:uiPriority="45"/>
+    <w:lsdException w:name="Grid Table Light" w:uiPriority="40"/>
+    <w:lsdException w:name="Grid Table 1 Light" w:uiPriority="46"/>
+    <w:lsdException w:name="Grid Table 2" w:uiPriority="47"/>
+    <w:lsdException w:name="Grid Table 3" w:uiPriority="48"/>
+    <w:lsdException w:name="Grid Table 4" w:uiPriority="49"/>
+    <w:lsdException w:name="Grid Table 5 Dark" w:uiPriority="50"/>
+    <w:lsdException w:name="Grid Table 6 Colorful" w:uiPriority="51"/>
+    <w:lsdException w:name="Grid Table 7 Colorful" w:uiPriority="52"/>
+    <w:lsdException w:name="Grid Table 1 Light Accent 1" w:uiPriority="46"/>
+    <w:lsdException w:name="Grid Table 2 Accent 1" w:uiPriority="47"/>
+    <w:lsdException w:name="Grid Table 3 Accent 1" w:uiPriority="48"/>
+    <w:lsdException w:name="Grid Table 4 Accent 1" w:uiPriority="49"/>
+    <w:lsdException w:name="Grid Table 5 Dark Accent 1" w:uiPriority="50"/>
+    <w:lsdException w:name="Grid Table 6 Colorful Accent 1" w:uiPriority="51"/>
+    <w:lsdException w:name="Grid Table 7 Colorful Accent 1" w:uiPriority="52"/>
+    <w:lsdException w:name="Grid Table 1 Light Accent 2" w:uiPriority="46"/>
+    <w:lsdException w:name="Grid Table 2 Accent 2" w:uiPriority="47"/>
+    <w:lsdException w:name="Grid Table 3 Accent 2" w:uiPriority="48"/>
+    <w:lsdException w:name="Grid Table 4 Accent 2" w:uiPriority="49"/>
+    <w:lsdException w:name="Grid Table 5 Dark Accent 2" w:uiPriority="50"/>
+    <w:lsdException w:name="Grid Table 6 Colorful Accent 2" w:uiPriority="51"/>
+    <w:lsdException w:name="Grid Table 7 Colorful Accent 2" w:uiPriority="52"/>
+    <w:lsdException w:name="Grid Table 1 Light Accent 3" w:uiPriority="46"/>
+    <w:lsdException w:name="Grid Table 2 Accent 3" w:uiPriority="47"/>
+    <w:lsdException w:name="Grid Table 3 Accent 3" w:uiPriority="48"/>
+    <w:lsdException w:name="Grid Table 4 Accent 3" w:uiPriority="49"/>
+    <w:lsdException w:name="Grid Table 5 Dark Accent 3" w:uiPriority="50"/>
+    <w:lsdException w:name="Grid Table 6 Colorful Accent 3" w:uiPriority="51"/>
+    <w:lsdException w:name="Grid Table 7 Colorful Accent 3" w:uiPriority="52"/>
+    <w:lsdException w:name="Grid Table 1 Light Accent 4" w:uiPriority="46"/>
+    <w:lsdException w:name="Grid Table 2 Accent 4" w:uiPriority="47"/>
+    <w:lsdException w:name="Grid Table 3 Accent 4" w:uiPriority="48"/>
+    <w:lsdException w:name="Grid Table 4 Accent 4" w:uiPriority="49"/>
+    <w:lsdException w:name="Grid Table 5 Dark Accent 4" w:uiPriority="50"/>
+    <w:lsdException w:name="Grid Table 6 Colorful Accent 4" w:uiPriority="51"/>
+    <w:lsdException w:name="Grid Table 7 Colorful Accent 4" w:uiPriority="52"/>
+    <w:lsdException w:name="Grid Table 1 Light Accent 5" w:uiPriority="46"/>
+    <w:lsdException w:name="Grid Table 2 Accent 5" w:uiPriority="47"/>
+    <w:lsdException w:name="Grid Table 3 Accent 5" w:uiPriority="48"/>
+    <w:lsdException w:name="Grid Table 4 Accent 5" w:uiPriority="49"/>
+    <w:lsdException w:name="Grid Table 5 Dark Accent 5" w:uiPriority="50"/>
+    <w:lsdException w:name="Grid Table 6 Colorful Accent 5" w:uiPriority="51"/>
+    <w:lsdException w:name="Grid Table 7 Colorful Accent 5" w:uiPriority="52"/>
+    <w:lsdException w:name="Grid Table 1 Light Accent 6" w:uiPriority="46"/>
+    <w:lsdException w:name="Grid Table 2 Accent 6" w:uiPriority="47"/>
+    <w:lsdException w:name="Grid Table 3 Accent 6" w:uiPriority="48"/>
+    <w:lsdException w:name="Grid Table 4 Accent 6" w:uiPriority="49"/>
+    <w:lsdException w:name="Grid Table 5 Dark Accent 6" w:uiPriority="50"/>
+    <w:lsdException w:name="Grid Table 6 Colorful Accent 6" w:uiPriority="51"/>
+    <w:lsdException w:name="Grid Table 7 Colorful Accent 6" w:uiPriority="52"/>
+    <w:lsdException w:name="List Table 1 Light" w:uiPriority="46"/>
+    <w:lsdException w:name="List Table 2" w:uiPriority="47"/>
+    <w:lsdException w:name="List Table 3" w:uiPriority="48"/>
+    <w:lsdException w:name="List Table 4" w:uiPriority="49"/>
+    <w:lsdException w:name="List Table 5 Dark" w:uiPriority="50"/>
+    <w:lsdException w:name="List Table 6 Colorful" w:uiPriority="51"/>
+    <w:lsdException w:name="List Table 7 Colorful" w:uiPriority="52"/>
+    <w:lsdException w:name="List Table 1 Light Accent 1" w:uiPriority="46"/>
+    <w:lsdException w:name="List Table 2 Accent 1" w:uiPriority="47"/>
+    <w:lsdException w:name="List Table 3 Accent 1" w:uiPriority="48"/>
+    <w:lsdException w:name="List Table 4 Accent 1" w:uiPriority="49"/>
+    <w:lsdException w:name="List Table 5 Dark Accent 1" w:uiPriority="50"/>
+    <w:lsdException w:name="List Table 6 Colorful Accent 1" w:uiPriority="51"/>
+    <w:lsdException w:name="List Table 7 Colorful Accent 1" w:uiPriority="52"/>
+    <w:lsdException w:name="List Table 1 Light Accent 2" w:uiPriority="46"/>
+    <w:lsdException w:name="List Table 2 Accent 2" w:uiPriority="47"/>
+    <w:lsdException w:name="List Table 3 Accent 2" w:uiPriority="48"/>
+    <w:lsdException w:name="List Table 4 Accent 2" w:uiPriority="49"/>
+    <w:lsdException w:name="List Table 5 Dark Accent 2" w:uiPriority="50"/>
+    <w:lsdException w:name="List Table 6 Colorful Accent 2" w:uiPriority="51"/>
+    <w:lsdException w:name="List Table 7 Colorful Accent 2" w:uiPriority="52"/>
+    <w:lsdException w:name="List Table 1 Light Accent 3" w:uiPriority="46"/>
+    <w:lsdException w:name="List Table 2 Accent 3" w:uiPriority="47"/>
+    <w:lsdException w:name="List Table 3 Accent 3" w:uiPriority="48"/>
+    <w:lsdException w:name="List Table 4 Accent 3" w:uiPriority="49"/>
+    <w:lsdException w:name="List Table 5 Dark Accent 3" w:uiPriority="50"/>
+    <w:lsdException w:name="List Table 6 Colorful Accent 3" w:uiPriority="51"/>
+    <w:lsdException w:name="List Table 7 Colorful Accent 3" w:uiPriority="52"/>
+    <w:lsdException w:name="List Table 1 Light Accent 4" w:uiPriority="46"/>
+    <w:lsdException w:name="List Table 2 Accent 4" w:uiPriority="47"/>
+    <w:lsdException w:name="List Table 3 Accent 4" w:uiPriority="48"/>
+    <w:lsdException w:name="List Table 4 Accent 4" w:uiPriority="49"/>
+    <w:lsdException w:name="List Table 5 Dark Accent 4" w:uiPriority="50"/>
+    <w:lsdException w:name="List Table 6 Colorful Accent 4" w:uiPriority="51"/>
+    <w:lsdException w:name="List Table 7 Colorful Accent 4" w:uiPriority="52"/>
+    <w:lsdException w:name="List Table 1 Light Accent 5" w:uiPriority="46"/>
+    <w:lsdException w:name="List Table 2 Accent 5" w:uiPriority="47"/>
+    <w:lsdException w:name="List Table 3 Accent 5" w:uiPriority="48"/>
+    <w:lsdException w:name="List Table 4 Accent 5" w:uiPriority="49"/>
+    <w:lsdException w:name="List Table 5 Dark Accent 5" w:uiPriority="50"/>
+    <w:lsdException w:name="List Table 6 Colorful Accent 5" w:uiPriority="51"/>
+    <w:lsdException w:name="List Table 7 Colorful Accent 5" w:uiPriority="52"/>
+    <w:lsdException w:name="List Table 1 Light Accent 6" w:uiPriority="46"/>
+    <w:lsdException w:name="List Table 2 Accent 6" w:uiPriority="47"/>
+    <w:lsdException w:name="List Table 3 Accent 6" w:uiPriority="48"/>
+    <w:lsdException w:name="List Table 4 Accent 6" w:uiPriority="49"/>
+    <w:lsdException w:name="List Table 5 Dark Accent 6" w:uiPriority="50"/>
+    <w:lsdException w:name="List Table 6 Colorful Accent 6" w:uiPriority="51"/>
+    <w:lsdException w:name="List Table 7 Colorful Accent 6" w:uiPriority="52"/>
+    <w:lsdException w:name="Mention" w:semiHidden="1" w:unhideWhenUsed="1"/>
+    <w:lsdException w:name="Smart Hyperlink" w:semiHidden="1" w:unhideWhenUsed="1"/>
+    <w:lsdException w:name="Hashtag" w:semiHidden="1" w:unhideWhenUsed="1"/>
+    <w:lsdException w:name="Unresolved Mention" w:semiHidden="1" w:unhideWhenUsed="1"/>
+    <w:lsdException w:name="Smart Link" w:semiHidden="1" w:unhideWhenUsed="1"/>
   </w:latentStyles>
-  <w:style w:type="paragraph" w:default="1" w:styleId="1">
+  <w:style w:type="paragraph" w:default="1" w:styleId="a">
     <w:name w:val="Normal"/>
     <w:qFormat/>
-    <w:uiPriority w:val="0"/>
     <w:pPr>
       <w:widowControl w:val="0"/>
       <w:jc w:val="both"/>
     </w:pPr>
     <w:rPr>
-      <w:rFonts w:asciiTheme="minorHAnsi" w:hAnsiTheme="minorHAnsi" w:eastAsiaTheme="minorEastAsia" w:cstheme="minorBidi"/>
       <w:kern w:val="2"/>
       <w:sz w:val="21"/>
       <w:szCs w:val="22"/>
-      <w:lang w:val="en-US" w:eastAsia="zh-CN" w:bidi="ar-SA"/>
     </w:rPr>
   </w:style>
-  <w:style w:type="character" w:default="1" w:styleId="5">
+  <w:style w:type="character" w:default="1" w:styleId="a0">
     <w:name w:val="Default Paragraph Font"/>
+    <w:uiPriority w:val="1"/>
     <w:semiHidden/>
     <w:unhideWhenUsed/>
-    <w:uiPriority w:val="1"/>
   </w:style>
-  <w:style w:type="table" w:default="1" w:styleId="4">
+  <w:style w:type="table" w:default="1" w:styleId="a1">
     <w:name w:val="Normal Table"/>
+    <w:uiPriority w:val="99"/>
     <w:semiHidden/>
     <w:unhideWhenUsed/>
-    <w:uiPriority w:val="99"/>
     <w:tblPr>
+      <w:tblInd w:w="0" w:type="dxa"/>
       <w:tblCellMar>
         <w:top w:w="0" w:type="dxa"/>
         <w:left w:w="108" w:type="dxa"/>
@@ -508,12 +733,18 @@
       </w:tblCellMar>
     </w:tblPr>
   </w:style>
-  <w:style w:type="paragraph" w:styleId="2">
+  <w:style w:type="numbering" w:default="1" w:styleId="a2">
+    <w:name w:val="No List"/>
+    <w:uiPriority w:val="99"/>
+    <w:semiHidden/>
+    <w:unhideWhenUsed/>
+  </w:style>
+  <w:style w:type="paragraph" w:styleId="a3">
     <w:name w:val="footer"/>
-    <w:basedOn w:val="1"/>
-    <w:link w:val="7"/>
+    <w:basedOn w:val="a"/>
+    <w:link w:val="a4"/>
+    <w:uiPriority w:val="99"/>
     <w:unhideWhenUsed/>
-    <w:uiPriority w:val="99"/>
     <w:pPr>
       <w:tabs>
         <w:tab w:val="center" w:pos="4153"/>
@@ -527,15 +758,15 @@
       <w:szCs w:val="18"/>
     </w:rPr>
   </w:style>
-  <w:style w:type="paragraph" w:styleId="3">
+  <w:style w:type="paragraph" w:styleId="a5">
     <w:name w:val="header"/>
-    <w:basedOn w:val="1"/>
-    <w:link w:val="6"/>
+    <w:basedOn w:val="a"/>
+    <w:link w:val="a6"/>
+    <w:uiPriority w:val="99"/>
     <w:unhideWhenUsed/>
-    <w:uiPriority w:val="99"/>
     <w:pPr>
       <w:pBdr>
-        <w:bottom w:val="single" w:color="auto" w:sz="6" w:space="1"/>
+        <w:bottom w:val="single" w:sz="6" w:space="1" w:color="auto"/>
       </w:pBdr>
       <w:tabs>
         <w:tab w:val="center" w:pos="4153"/>
@@ -549,37 +780,35 @@
       <w:szCs w:val="18"/>
     </w:rPr>
   </w:style>
-  <w:style w:type="character" w:customStyle="1" w:styleId="6">
+  <w:style w:type="character" w:customStyle="1" w:styleId="a6">
     <w:name w:val="页眉 字符"/>
-    <w:basedOn w:val="5"/>
-    <w:link w:val="3"/>
+    <w:basedOn w:val="a0"/>
+    <w:link w:val="a5"/>
     <w:uiPriority w:val="99"/>
     <w:rPr>
       <w:sz w:val="18"/>
       <w:szCs w:val="18"/>
     </w:rPr>
   </w:style>
-  <w:style w:type="character" w:customStyle="1" w:styleId="7">
+  <w:style w:type="character" w:customStyle="1" w:styleId="a4">
     <w:name w:val="页脚 字符"/>
-    <w:basedOn w:val="5"/>
-    <w:link w:val="2"/>
+    <w:basedOn w:val="a0"/>
+    <w:link w:val="a3"/>
     <w:uiPriority w:val="99"/>
     <w:rPr>
       <w:sz w:val="18"/>
       <w:szCs w:val="18"/>
     </w:rPr>
   </w:style>
-  <w:style w:type="paragraph" w:customStyle="1" w:styleId="8">
-    <w:name w:val="Revision"/>
+  <w:style w:type="paragraph" w:customStyle="1" w:styleId="1">
+    <w:name w:val="修订1"/>
     <w:hidden/>
+    <w:uiPriority w:val="99"/>
     <w:semiHidden/>
-    <w:uiPriority w:val="99"/>
     <w:rPr>
-      <w:rFonts w:asciiTheme="minorHAnsi" w:hAnsiTheme="minorHAnsi" w:eastAsiaTheme="minorEastAsia" w:cstheme="minorBidi"/>
       <w:kern w:val="2"/>
       <w:sz w:val="21"/>
       <w:szCs w:val="22"/>
-      <w:lang w:val="en-US" w:eastAsia="zh-CN" w:bidi="ar-SA"/>
     </w:rPr>
   </w:style>
 </w:styles>
@@ -837,6 +1066,7 @@
     </a:fmtScheme>
   </a:themeElements>
   <a:objectDefaults/>
+  <a:extraClrSchemeLst/>
 </a:theme>
 </file>
 
@@ -846,6 +1076,8 @@
 
 <file path=customXml/itemProps1.xml><?xml version="1.0" encoding="utf-8"?>
 <ds:datastoreItem xmlns:ds="http://schemas.openxmlformats.org/officeDocument/2006/customXml" ds:itemID="{241D86BD-048F-45A1-A9AB-66856469367E}">
-  <ds:schemaRefs/>
+  <ds:schemaRefs>
+    <ds:schemaRef ds:uri="http://schemas.openxmlformats.org/officeDocument/2006/bibliography"/>
+  </ds:schemaRefs>
 </ds:datastoreItem>
 </file>